--- a/docs/spectraforge/FINAL-REPORT.docx
+++ b/docs/spectraforge/FINAL-REPORT.docx
@@ -3949,7 +3949,7 @@
         <w:pStyle w:val="Heading1"/>
       </w:pPr>
       <w:r>
-        <w:t>12. Future work — how to exceed the alternatives by *far* more</w:t>
+        <w:t>12. Trying to exceed by *far* more — the nonlinear test, and the honest ceiling</w:t>
       </w:r>
     </w:p>
     <w:p>
@@ -3977,53 +3977,80 @@
         <w:t>nonlinear</w:t>
       </w:r>
       <w:r>
-        <w:t xml:space="preserve"> — and</w:t>
-      </w:r>
-    </w:p>
-    <w:p>
-      <w:r>
-        <w:t>the photophysics gives us exactly such a regime:</w:t>
+        <w:t xml:space="preserve"> — the</w:t>
+      </w:r>
+    </w:p>
+    <w:p>
+      <w:r>
+        <w:t xml:space="preserve">inner-filter / reabsorption / quenching photophysics. </w:t>
+      </w:r>
+      <w:r>
+        <w:rPr>
+          <w:b/>
+        </w:rPr>
+        <w:t>We tested this hypothesis directly</w:t>
+      </w:r>
+    </w:p>
+    <w:p>
+      <w:r>
+        <w:t>(</w:t>
+      </w:r>
+      <w:r>
+        <w:rPr>
+          <w:rFonts w:ascii="Consolas" w:hAnsi="Consolas"/>
+          <w:color w:val="B03060"/>
+          <w:sz w:val="19"/>
+        </w:rPr>
+        <w:t>reports/nonlinear_regime.py</w:t>
+      </w:r>
+      <w:r>
+        <w:t>, doc 15): render the realistic scene, apply per-pixel inner-filter</w:t>
+      </w:r>
+    </w:p>
+    <w:p>
+      <w:r>
+        <w:t>attenuation + a saturating quench, and compare blind selectors against both a linear (</w:t>
+      </w:r>
+      <w:r>
+        <w:rPr>
+          <w:rFonts w:ascii="Consolas" w:hAnsi="Consolas"/>
+          <w:color w:val="B03060"/>
+          <w:sz w:val="19"/>
+        </w:rPr>
+        <w:t>f_classif</w:t>
+      </w:r>
+      <w:r>
+        <w:t>) and</w:t>
+      </w:r>
+    </w:p>
+    <w:p>
+      <w:r>
+        <w:t>a nonlinear (</w:t>
+      </w:r>
+      <w:r>
+        <w:rPr>
+          <w:rFonts w:ascii="Consolas" w:hAnsi="Consolas"/>
+          <w:color w:val="B03060"/>
+          <w:sz w:val="19"/>
+        </w:rPr>
+        <w:t>mutual_info_classif</w:t>
+      </w:r>
+      <w:r>
+        <w:t>) oracle.</w:t>
+      </w:r>
+    </w:p>
+    <w:p>
+      <w:r>
+        <w:rPr>
+          <w:b/>
+        </w:rPr>
+        <w:t>The hypothesis was not supported, and the result is diagnostic:</w:t>
       </w:r>
     </w:p>
     <w:p>
       <w:pPr>
         <w:pStyle w:val="ListBullet"/>
       </w:pPr>
-      <w:r>
-        <w:rPr>
-          <w:b/>
-        </w:rPr>
-        <w:t>Inner-filter / reabsorption / concentration-quenching regime.</w:t>
-      </w:r>
-      <w:r>
-        <w:t xml:space="preserve"> When excitation light is attenuated</w:t>
-      </w:r>
-    </w:p>
-    <w:p>
-      <w:r>
-        <w:t xml:space="preserve">before reaching the emitter and emission is reabsorbed, the measured signal is a </w:t>
-      </w:r>
-      <w:r>
-        <w:rPr>
-          <w:b/>
-        </w:rPr>
-        <w:t>nonlinear</w:t>
-      </w:r>
-    </w:p>
-    <w:p>
-      <w:r>
-        <w:t>function of concentration. PCA loadings (a linear basis) must degrade here; a nonlinear autoencoder</w:t>
-      </w:r>
-    </w:p>
-    <w:p>
-      <w:r>
-        <w:t>can model the manifold. **Hypothesis: on a strongly nonlinear EEM regime, the AE + perturbation will</w:t>
-      </w:r>
-    </w:p>
-    <w:p>
-      <w:r>
-        <w:t xml:space="preserve">exceed </w:t>
-      </w:r>
       <w:r>
         <w:rPr>
           <w:rFonts w:ascii="Consolas" w:hAnsi="Consolas"/>
@@ -4033,7 +4060,35 @@
         <w:t>pca_load</w:t>
       </w:r>
       <w:r>
-        <w:t xml:space="preserve"> by a wide margin** — this is the next experiment.</w:t>
+        <w:t xml:space="preserve"> </w:t>
+      </w:r>
+      <w:r>
+        <w:rPr>
+          <w:b/>
+        </w:rPr>
+        <w:t>remained the strongest blind method even under the nonlinearity</w:t>
+      </w:r>
+      <w:r>
+        <w:t xml:space="preserve"> (0.460), degrading</w:t>
+      </w:r>
+    </w:p>
+    <w:p>
+      <w:r>
+        <w:t xml:space="preserve">gracefully; the </w:t>
+      </w:r>
+      <w:r>
+        <w:rPr>
+          <w:b/>
+        </w:rPr>
+        <w:t>AE+perturbation collapsed harder</w:t>
+      </w:r>
+      <w:r>
+        <w:t xml:space="preserve"> (0.461 → 0.368), its discriminative-band</w:t>
+      </w:r>
+    </w:p>
+    <w:p>
+      <w:r>
+        <w:t>hit-rate falling to 22%.</w:t>
       </w:r>
     </w:p>
     <w:p>
@@ -4041,18 +4096,91 @@
         <w:pStyle w:val="ListBullet"/>
       </w:pPr>
       <w:r>
+        <w:t>Both oracles *dropped* and the nonlinear MI-oracle stayed *below* the linear one — so the transform</w:t>
+      </w:r>
+    </w:p>
+    <w:p>
+      <w:r>
+        <w:t xml:space="preserve">mostly </w:t>
+      </w:r>
+      <w:r>
         <w:rPr>
           <w:b/>
         </w:rPr>
-        <w:t>Trilinear-breaking mixtures / FRET.</w:t>
-      </w:r>
-      <w:r>
-        <w:t xml:space="preserve"> Energy transfer between fluorophores breaks the simple</w:t>
-      </w:r>
-    </w:p>
-    <w:p>
-      <w:r>
-        <w:t>trilinear EEM model in a structured, nonlinear way — another regime favouring the AE.</w:t>
+        <w:t>destroyed</w:t>
+      </w:r>
+      <w:r>
+        <w:t xml:space="preserve"> information rather than relocating it into nonlinear structure. It is therefore</w:t>
+      </w:r>
+    </w:p>
+    <w:p>
+      <w:r>
+        <w:t>not a fair test, and the AE's collapse exposes a real weakness: the perturbation ranks bands by</w:t>
+      </w:r>
+    </w:p>
+    <w:p>
+      <w:r>
+        <w:rPr>
+          <w:b/>
+        </w:rPr>
+        <w:t>reconstruction influence</w:t>
+      </w:r>
+      <w:r>
+        <w:t>, which a bright-nuisance-driven attenuation pattern dominates, so the</w:t>
+      </w:r>
+    </w:p>
+    <w:p>
+      <w:r>
+        <w:t xml:space="preserve">selector follows the nuisances. </w:t>
+      </w:r>
+      <w:r>
+        <w:rPr>
+          <w:b/>
+        </w:rPr>
+        <w:t>The perturbation method is *more* nuisance-sensitive than PCA.</w:t>
+      </w:r>
+    </w:p>
+    <w:p>
+      <w:r>
+        <w:rPr>
+          <w:b/>
+        </w:rPr>
+        <w:t>Honest conclusion:</w:t>
+      </w:r>
+      <w:r>
+        <w:t xml:space="preserve"> on additive-fluorophore synthetic data both PCA and a reconstruction-AE are</w:t>
+      </w:r>
+    </w:p>
+    <w:p>
+      <w:r>
+        <w:t>variance-driven, and PCA selects the spectrally-prominent informative bands near-optimally. "Exceeding</w:t>
+      </w:r>
+    </w:p>
+    <w:p>
+      <w:r>
+        <w:rPr>
+          <w:rFonts w:ascii="Consolas" w:hAnsi="Consolas"/>
+          <w:color w:val="B03060"/>
+          <w:sz w:val="19"/>
+        </w:rPr>
+        <w:t>pca_load</w:t>
+      </w:r>
+      <w:r>
+        <w:t xml:space="preserve"> by far more" is </w:t>
+      </w:r>
+      <w:r>
+        <w:rPr>
+          <w:b/>
+        </w:rPr>
+        <w:t>not supported by the synthetic evidence</w:t>
+      </w:r>
+      <w:r>
+        <w:t>, and post-hoc synthetic</w:t>
+      </w:r>
+    </w:p>
+    <w:p>
+      <w:r>
+        <w:t>nonlinearities do not test it rigorously. The remaining principled directions:</w:t>
       </w:r>
     </w:p>
     <w:p>
@@ -4063,21 +4191,59 @@
         <w:rPr>
           <w:b/>
         </w:rPr>
-        <w:t>Real-data validation (the outstanding gate).</w:t>
-      </w:r>
-      <w:r>
-        <w:t xml:space="preserve"> Validate the winning config on the actual</w:t>
-      </w:r>
-    </w:p>
-    <w:p>
+        <w:t>A reabsorption-reshaping renderer</w:t>
+      </w:r>
+      <w:r>
+        <w:t xml:space="preserve"> — concentration-dependent self-absorption that relocates</w:t>
+      </w:r>
+    </w:p>
+    <w:p>
+      <w:r>
+        <w:t>discriminative information into band *shape/ratios* while *preserving* total information (so that the</w:t>
+      </w:r>
+    </w:p>
+    <w:p>
+      <w:r>
+        <w:t xml:space="preserve">nonlinear oracle genuinely exceeds the linear one). This is a </w:t>
+      </w:r>
+      <w:r>
+        <w:rPr>
+          <w:b/>
+        </w:rPr>
+        <w:t>generator change</w:t>
+      </w:r>
+      <w:r>
+        <w:t>, not a sweep, and</w:t>
+      </w:r>
+    </w:p>
+    <w:p>
+      <w:r>
+        <w:t>is the only rigorous way to give the nonlinear hypothesis a fair test.</w:t>
+      </w:r>
+    </w:p>
+    <w:p>
+      <w:pPr>
+        <w:pStyle w:val="ListBullet"/>
+      </w:pPr>
+      <w:r>
+        <w:rPr>
+          <w:b/>
+        </w:rPr>
+        <w:t>Real-data validation (the decisive gate).</w:t>
+      </w:r>
+      <w:r>
+        <w:t xml:space="preserve"> Validate the winning config on the actual </w:t>
+      </w:r>
       <w:r>
         <w:rPr>
           <w:b/>
         </w:rPr>
         <w:t>Lichens</w:t>
       </w:r>
-      <w:r>
-        <w:t xml:space="preserve"> and </w:t>
+    </w:p>
+    <w:p>
+      <w:r>
+        <w:t xml:space="preserve">and </w:t>
       </w:r>
       <w:r>
         <w:rPr>
@@ -4086,7 +4252,12 @@
         <w:t>Collagen</w:t>
       </w:r>
       <w:r>
-        <w:t xml:space="preserve"> cubes (data not present on this machine). This is the decisive test.</w:t>
+        <w:t xml:space="preserve"> cubes (data not present on this machine), where the true task and real nonlinear</w:t>
+      </w:r>
+    </w:p>
+    <w:p>
+      <w:r>
+        <w:t>photophysics may favour the nonlinear model in ways a fair synthetic proxy has not.</w:t>
       </w:r>
     </w:p>
     <w:p>

--- a/docs/spectraforge/FINAL-REPORT.docx
+++ b/docs/spectraforge/FINAL-REPORT.docx
@@ -4141,19 +4141,154 @@
       </w:r>
     </w:p>
     <w:p>
+      <w:pPr>
+        <w:pStyle w:val="Heading2"/>
+      </w:pPr>
+      <w:r>
+        <w:t>12.1 The fair nonlinear test: reabsorption + a corrected evaluation (doc 16)</w:t>
+      </w:r>
+    </w:p>
+    <w:p>
+      <w:r>
+        <w:t>The post-hoc IFE above was *destructive*, not a fair test. So we (a) added **physically-correct</w:t>
+      </w:r>
+    </w:p>
+    <w:p>
+      <w:r>
+        <w:t>reabsorption** (secondary inner-filter / self-absorption) to the renderer — concentration-dependent</w:t>
+      </w:r>
+    </w:p>
+    <w:p>
+      <w:r>
+        <w:t>band *reshaping* that relocates discriminative information into band shape/ratios while keeping it</w:t>
+      </w:r>
+    </w:p>
+    <w:p>
+      <w:r>
+        <w:t xml:space="preserve">recoverable — and (b) recognised that </w:t>
+      </w:r>
       <w:r>
         <w:rPr>
           <w:b/>
         </w:rPr>
-        <w:t>Honest conclusion:</w:t>
-      </w:r>
-      <w:r>
-        <w:t xml:space="preserve"> on additive-fluorophore synthetic data both PCA and a reconstruction-AE are</w:t>
-      </w:r>
-    </w:p>
-    <w:p>
-      <w:r>
-        <w:t>variance-driven, and PCA selects the spectrally-prominent informative bands near-optimally. "Exceeding</w:t>
+        <w:t>the evaluation itself is the crux on nonlinear data</w:t>
+      </w:r>
+      <w:r>
+        <w:t>: a linear</w:t>
+      </w:r>
+    </w:p>
+    <w:p>
+      <w:r>
+        <w:t>oracle (</w:t>
+      </w:r>
+      <w:r>
+        <w:rPr>
+          <w:rFonts w:ascii="Consolas" w:hAnsi="Consolas"/>
+          <w:color w:val="B03060"/>
+          <w:sz w:val="19"/>
+        </w:rPr>
+        <w:t>f_classif</w:t>
+      </w:r>
+      <w:r>
+        <w:t>) and a single KNN both bake in a linear/local bias and *cannot credit* a</w:t>
+      </w:r>
+    </w:p>
+    <w:p>
+      <w:r>
+        <w:t>nonlinear-shape selection. The corrected protocol (</w:t>
+      </w:r>
+      <w:r>
+        <w:rPr>
+          <w:rFonts w:ascii="Consolas" w:hAnsi="Consolas"/>
+          <w:color w:val="B03060"/>
+          <w:sz w:val="19"/>
+        </w:rPr>
+        <w:t>reports/reabsorption_eval.py</w:t>
+      </w:r>
+      <w:r>
+        <w:t>) scores each subset</w:t>
+      </w:r>
+    </w:p>
+    <w:p>
+      <w:r>
+        <w:t xml:space="preserve">with a </w:t>
+      </w:r>
+      <w:r>
+        <w:rPr>
+          <w:b/>
+        </w:rPr>
+        <w:t>classifier panel</w:t>
+      </w:r>
+      <w:r>
+        <w:t xml:space="preserve"> (LogisticRegression → KNN/RandomForest/MLP), cross-validated, reporting</w:t>
+      </w:r>
+    </w:p>
+    <w:p>
+      <w:r>
+        <w:rPr>
+          <w:rFonts w:ascii="Consolas" w:hAnsi="Consolas"/>
+          <w:color w:val="B03060"/>
+          <w:sz w:val="19"/>
+        </w:rPr>
+        <w:t>linear</w:t>
+      </w:r>
+      <w:r>
+        <w:t xml:space="preserve">, </w:t>
+      </w:r>
+      <w:r>
+        <w:rPr>
+          <w:rFonts w:ascii="Consolas" w:hAnsi="Consolas"/>
+          <w:color w:val="B03060"/>
+          <w:sz w:val="19"/>
+        </w:rPr>
+        <w:t>best-NL</w:t>
+      </w:r>
+      <w:r>
+        <w:t xml:space="preserve"> (information an expressive model can extract), and </w:t>
+      </w:r>
+      <w:r>
+        <w:rPr>
+          <w:rFonts w:ascii="Consolas" w:hAnsi="Consolas"/>
+          <w:color w:val="B03060"/>
+          <w:sz w:val="19"/>
+        </w:rPr>
+        <w:t>gap = best-NL − linear</w:t>
+      </w:r>
+      <w:r>
+        <w:t xml:space="preserve"> (the</w:t>
+      </w:r>
+    </w:p>
+    <w:p>
+      <w:r>
+        <w:rPr>
+          <w:b/>
+        </w:rPr>
+        <w:t>nonlinear-only</w:t>
+      </w:r>
+      <w:r>
+        <w:t xml:space="preserve"> information). A regime is only a fair nonlinear test if the all-bands </w:t>
+      </w:r>
+      <w:r>
+        <w:rPr>
+          <w:rFonts w:ascii="Consolas" w:hAnsi="Consolas"/>
+          <w:color w:val="B03060"/>
+          <w:sz w:val="19"/>
+        </w:rPr>
+        <w:t>gap &gt; 0</w:t>
+      </w:r>
+      <w:r>
+        <w:t>.</w:t>
+      </w:r>
+    </w:p>
+    <w:p>
+      <w:r>
+        <w:rPr>
+          <w:b/>
+        </w:rPr>
+        <w:t>Result (honest):</w:t>
+      </w:r>
+      <w:r>
+        <w:t xml:space="preserve"> under reabsorption, with the fair metric, **the AE+perturbation overtakes</w:t>
       </w:r>
     </w:p>
     <w:p>
@@ -4166,21 +4301,92 @@
         <w:t>pca_load</w:t>
       </w:r>
       <w:r>
-        <w:t xml:space="preserve"> by far more" is </w:t>
-      </w:r>
-      <w:r>
         <w:rPr>
           <w:b/>
         </w:rPr>
-        <w:t>not supported by the synthetic evidence</w:t>
-      </w:r>
-      <w:r>
-        <w:t>, and post-hoc synthetic</w:t>
-      </w:r>
-    </w:p>
-    <w:p>
-      <w:r>
-        <w:t>nonlinearities do not test it rigorously. The remaining principled directions:</w:t>
+        <w:t xml:space="preserve"> — best-NL </w:t>
+      </w:r>
+      <w:r>
+        <w:t>0.467 vs 0.438** at moderate strength, and its subset carries</w:t>
+      </w:r>
+    </w:p>
+    <w:p>
+      <w:r>
+        <w:rPr>
+          <w:b/>
+        </w:rPr>
+        <w:t>nonlinear-only information (gap +0.030) that `pca_load`'s does not (−0.021)</w:t>
+      </w:r>
+      <w:r>
+        <w:t>, near the mutual-info</w:t>
+      </w:r>
+    </w:p>
+    <w:p>
+      <w:r>
+        <w:t>oracle. The AE even selects bands *outside* the nominal discriminative window yet scores higher —</w:t>
+      </w:r>
+    </w:p>
+    <w:p>
+      <w:r>
+        <w:t xml:space="preserve">showing the old </w:t>
+      </w:r>
+      <w:r>
+        <w:rPr>
+          <w:rFonts w:ascii="Consolas" w:hAnsi="Consolas"/>
+          <w:color w:val="B03060"/>
+          <w:sz w:val="19"/>
+        </w:rPr>
+        <w:t>%disc-window</w:t>
+      </w:r>
+      <w:r>
+        <w:t xml:space="preserve"> notion of "good" is itself a linear artifact. The margin **crosses from</w:t>
+      </w:r>
+    </w:p>
+    <w:p>
+      <w:r>
+        <w:t>negative to positive as the regime becomes nonlinear** (strength sweep), confirming the *direction* of</w:t>
+      </w:r>
+    </w:p>
+    <w:p>
+      <w:r>
+        <w:t>the hypothesis. **But the margin is small (≤ ~0.03) and within seed noise — "by far more" is not</w:t>
+      </w:r>
+    </w:p>
+    <w:p>
+      <w:r>
+        <w:t>supported by the synthetic evidence:** in additive-fluorophore + first-order-reabsorption physics the</w:t>
+      </w:r>
+    </w:p>
+    <w:p>
+      <w:r>
+        <w:t>signal is largely linear, so the nonlinear-only information fraction is inherently modest. The lasting</w:t>
+      </w:r>
+    </w:p>
+    <w:p>
+      <w:r>
+        <w:t xml:space="preserve">contribution is the </w:t>
+      </w:r>
+      <w:r>
+        <w:rPr>
+          <w:b/>
+        </w:rPr>
+        <w:t>evaluation methodology</w:t>
+      </w:r>
+      <w:r>
+        <w:t>, which is the correct way to define and quantify</w:t>
+      </w:r>
+    </w:p>
+    <w:p>
+      <w:r>
+        <w:t>selection quality on nonlinear data and is what makes any AE advantage visible and attributable.</w:t>
+      </w:r>
+    </w:p>
+    <w:p>
+      <w:pPr>
+        <w:pStyle w:val="Heading2"/>
+      </w:pPr>
+      <w:r>
+        <w:t>12.2 Remaining directions</w:t>
       </w:r>
     </w:p>
     <w:p>
@@ -4191,34 +4397,20 @@
         <w:rPr>
           <w:b/>
         </w:rPr>
-        <w:t>A reabsorption-reshaping renderer</w:t>
-      </w:r>
-      <w:r>
-        <w:t xml:space="preserve"> — concentration-dependent self-absorption that relocates</w:t>
-      </w:r>
-    </w:p>
-    <w:p>
-      <w:r>
-        <w:t>discriminative information into band *shape/ratios* while *preserving* total information (so that the</w:t>
-      </w:r>
-    </w:p>
-    <w:p>
-      <w:r>
-        <w:t xml:space="preserve">nonlinear oracle genuinely exceeds the linear one). This is a </w:t>
-      </w:r>
-      <w:r>
-        <w:rPr>
-          <w:b/>
-        </w:rPr>
-        <w:t>generator change</w:t>
-      </w:r>
-      <w:r>
-        <w:t>, not a sweep, and</w:t>
-      </w:r>
-    </w:p>
-    <w:p>
-      <w:r>
-        <w:t>is the only rigorous way to give the nonlinear hypothesis a fair test.</w:t>
+        <w:t>Strongly-nonlinear mixing</w:t>
+      </w:r>
+      <w:r>
+        <w:t xml:space="preserve"> (FRET coupling, ground-state depletion/saturation, intimate</w:t>
+      </w:r>
+    </w:p>
+    <w:p>
+      <w:r>
+        <w:t>multiplicative mixtures) — a regime with a *large* nonlinear-only information fraction, where the AE</w:t>
+      </w:r>
+    </w:p>
+    <w:p>
+      <w:r>
+        <w:t>margin could become decisive. A renderer effort, evaluated with the panel metric above.</w:t>
       </w:r>
     </w:p>
     <w:p>
@@ -4252,12 +4444,12 @@
         <w:t>Collagen</w:t>
       </w:r>
       <w:r>
-        <w:t xml:space="preserve"> cubes (data not present on this machine), where the true task and real nonlinear</w:t>
-      </w:r>
-    </w:p>
-    <w:p>
-      <w:r>
-        <w:t>photophysics may favour the nonlinear model in ways a fair synthetic proxy has not.</w:t>
+        <w:t xml:space="preserve"> cubes (data not present on this machine), where real photophysics may carry far more</w:t>
+      </w:r>
+    </w:p>
+    <w:p>
+      <w:r>
+        <w:t>nonlinear structure than a fair synthetic proxy.</w:t>
       </w:r>
     </w:p>
     <w:p>

--- a/docs/spectraforge/FINAL-REPORT.docx
+++ b/docs/spectraforge/FINAL-REPORT.docx
@@ -3937,6 +3937,69 @@
       </w:r>
     </w:p>
     <w:p>
+      <w:pPr>
+        <w:pStyle w:val="ListNumber"/>
+      </w:pPr>
+      <w:r>
+        <w:rPr>
+          <w:b/>
+        </w:rPr>
+        <w:t>Band selection ≠ classification (doc 17).</w:t>
+      </w:r>
+      <w:r>
+        <w:t xml:space="preserve"> Even on strongly nonlinear data (FRET/XOR), the AE</w:t>
+      </w:r>
+    </w:p>
+    <w:p>
+      <w:r>
+        <w:t xml:space="preserve">ties </w:t>
+      </w:r>
+      <w:r>
+        <w:rPr>
+          <w:rFonts w:ascii="Consolas" w:hAnsi="Consolas"/>
+          <w:color w:val="B03060"/>
+          <w:sz w:val="19"/>
+        </w:rPr>
+        <w:t>pca_load</w:t>
+      </w:r>
+      <w:r>
+        <w:t xml:space="preserve"> for *selection*, because *informative ⟹ has variance ⟹ PCA-selectable*; the</w:t>
+      </w:r>
+    </w:p>
+    <w:p>
+      <w:r>
+        <w:t>nonlinearity is resolved by the downstream classifier, not the selector. The AE's manifold advantage</w:t>
+      </w:r>
+    </w:p>
+    <w:p>
+      <w:r>
+        <w:t>helps representation, not the choice of which bands to keep — so a blind AE selector cannot beat</w:t>
+      </w:r>
+    </w:p>
+    <w:p>
+      <w:r>
+        <w:rPr>
+          <w:rFonts w:ascii="Consolas" w:hAnsi="Consolas"/>
+          <w:color w:val="B03060"/>
+          <w:sz w:val="19"/>
+        </w:rPr>
+        <w:t>pca_load</w:t>
+      </w:r>
+      <w:r>
+        <w:t xml:space="preserve"> "by far more" on this data class. Verified with a corrected, model-agnostic evaluation</w:t>
+      </w:r>
+    </w:p>
+    <w:p>
+      <w:r>
+        <w:t>(classifier panel + nonlinear-only gap, doc 16) — without which the comparison would itself be</w:t>
+      </w:r>
+    </w:p>
+    <w:p>
+      <w:r>
+        <w:t>biased.</w:t>
+      </w:r>
+    </w:p>
+    <w:p>
       <w:r>
         <w:rPr>
           <w:color w:val="CCCCCC"/>
@@ -4386,31 +4449,346 @@
         <w:pStyle w:val="Heading2"/>
       </w:pPr>
       <w:r>
-        <w:t>12.2 Remaining directions</w:t>
-      </w:r>
-    </w:p>
-    <w:p>
-      <w:pPr>
-        <w:pStyle w:val="ListBullet"/>
-      </w:pPr>
+        <w:t>12.2 The decisive nonlinear test: FRET + the selection-vs-classification insight (doc 17)</w:t>
+      </w:r>
+    </w:p>
+    <w:p>
+      <w:r>
+        <w:t xml:space="preserve">We then built the *strongest* honest nonlinear regime: </w:t>
+      </w:r>
       <w:r>
         <w:rPr>
           <w:b/>
         </w:rPr>
-        <w:t>Strongly-nonlinear mixing</w:t>
-      </w:r>
-      <w:r>
-        <w:t xml:space="preserve"> (FRET coupling, ground-state depletion/saturation, intimate</w:t>
-      </w:r>
-    </w:p>
-    <w:p>
-      <w:r>
-        <w:t>multiplicative mixtures) — a regime with a *large* nonlinear-only information fraction, where the AE</w:t>
-      </w:r>
-    </w:p>
-    <w:p>
-      <w:r>
-        <w:t>margin could become decisive. A renderer effort, evaluated with the panel metric above.</w:t>
+        <w:t>FRET</w:t>
+      </w:r>
+      <w:r>
+        <w:t xml:space="preserve"> in the renderer (donor→acceptor</w:t>
+      </w:r>
+    </w:p>
+    <w:p>
+      <w:r>
+        <w:t xml:space="preserve">transfer) on a scene whose class lives in dye </w:t>
+      </w:r>
+      <w:r>
+        <w:rPr>
+          <w:b/>
+        </w:rPr>
+        <w:t>co-localization (XOR)</w:t>
+      </w:r>
+      <w:r>
+        <w:t xml:space="preserve"> — so the information is *purely*</w:t>
+      </w:r>
+    </w:p>
+    <w:p>
+      <w:r>
+        <w:t>in the joint and is relocated into a band ratio. This regime is strongly nonlinear: the all-bands</w:t>
+      </w:r>
+    </w:p>
+    <w:p>
+      <w:r>
+        <w:t xml:space="preserve">nonlinear gap is </w:t>
+      </w:r>
+      <w:r>
+        <w:rPr>
+          <w:b/>
+        </w:rPr>
+        <w:t>+0.113</w:t>
+      </w:r>
+      <w:r>
+        <w:t xml:space="preserve"> and even the marginal mutual-information oracle *fails* (XOR is invisible</w:t>
+      </w:r>
+    </w:p>
+    <w:p>
+      <w:r>
+        <w:t>per-band). The result (4 seeds, fair panel):</w:t>
+      </w:r>
+    </w:p>
+    <w:tbl>
+      <w:tblPr>
+        <w:tblStyle w:val="LightGrid-Accent1"/>
+        <w:tblW w:type="auto" w:w="0"/>
+        <w:tblLook w:firstColumn="1" w:firstRow="1" w:lastColumn="0" w:lastRow="0" w:noHBand="0" w:noVBand="1" w:val="04A0"/>
+      </w:tblPr>
+      <w:tblGrid>
+        <w:gridCol w:w="2880"/>
+        <w:gridCol w:w="2880"/>
+        <w:gridCol w:w="2880"/>
+      </w:tblGrid>
+      <w:tr>
+        <w:tc>
+          <w:tcPr>
+            <w:tcW w:type="dxa" w:w="2880"/>
+          </w:tcPr>
+          <w:p>
+            <w:r>
+              <w:rPr>
+                <w:b/>
+              </w:rPr>
+              <w:t>method</w:t>
+            </w:r>
+          </w:p>
+        </w:tc>
+        <w:tc>
+          <w:tcPr>
+            <w:tcW w:type="dxa" w:w="2880"/>
+          </w:tcPr>
+          <w:p>
+            <w:r>
+              <w:rPr>
+                <w:b/>
+              </w:rPr>
+              <w:t>best-NL</w:t>
+            </w:r>
+          </w:p>
+        </w:tc>
+        <w:tc>
+          <w:tcPr>
+            <w:tcW w:type="dxa" w:w="2880"/>
+          </w:tcPr>
+          <w:p>
+            <w:r>
+              <w:rPr>
+                <w:b/>
+              </w:rPr>
+              <w:t>nonlinear gap</w:t>
+            </w:r>
+          </w:p>
+        </w:tc>
+      </w:tr>
+      <w:tr>
+        <w:tc>
+          <w:tcPr>
+            <w:tcW w:type="dxa" w:w="2880"/>
+          </w:tcPr>
+          <w:p>
+            <w:r>
+              <w:t>all-bands ceiling</w:t>
+            </w:r>
+          </w:p>
+        </w:tc>
+        <w:tc>
+          <w:tcPr>
+            <w:tcW w:type="dxa" w:w="2880"/>
+          </w:tcPr>
+          <w:p>
+            <w:r>
+              <w:t>0.662</w:t>
+            </w:r>
+          </w:p>
+        </w:tc>
+        <w:tc>
+          <w:tcPr>
+            <w:tcW w:type="dxa" w:w="2880"/>
+          </w:tcPr>
+          <w:p>
+            <w:r>
+              <w:t>+0.113</w:t>
+            </w:r>
+          </w:p>
+        </w:tc>
+      </w:tr>
+      <w:tr>
+        <w:tc>
+          <w:tcPr>
+            <w:tcW w:type="dxa" w:w="2880"/>
+          </w:tcPr>
+          <w:p>
+            <w:r>
+              <w:rPr>
+                <w:b/>
+              </w:rPr>
+              <w:t>pca_load</w:t>
+            </w:r>
+          </w:p>
+        </w:tc>
+        <w:tc>
+          <w:tcPr>
+            <w:tcW w:type="dxa" w:w="2880"/>
+          </w:tcPr>
+          <w:p>
+            <w:r>
+              <w:rPr>
+                <w:b/>
+              </w:rPr>
+              <w:t>0.641 ± 0.011</w:t>
+            </w:r>
+          </w:p>
+        </w:tc>
+        <w:tc>
+          <w:tcPr>
+            <w:tcW w:type="dxa" w:w="2880"/>
+          </w:tcPr>
+          <w:p>
+            <w:r>
+              <w:t>+0.091</w:t>
+            </w:r>
+          </w:p>
+        </w:tc>
+      </w:tr>
+      <w:tr>
+        <w:tc>
+          <w:tcPr>
+            <w:tcW w:type="dxa" w:w="2880"/>
+          </w:tcPr>
+          <w:p>
+            <w:r>
+              <w:rPr>
+                <w:b/>
+              </w:rPr>
+              <w:t>AE+perturb</w:t>
+            </w:r>
+          </w:p>
+        </w:tc>
+        <w:tc>
+          <w:tcPr>
+            <w:tcW w:type="dxa" w:w="2880"/>
+          </w:tcPr>
+          <w:p>
+            <w:r>
+              <w:rPr>
+                <w:b/>
+              </w:rPr>
+              <w:t>0.633 ± 0.016</w:t>
+            </w:r>
+          </w:p>
+        </w:tc>
+        <w:tc>
+          <w:tcPr>
+            <w:tcW w:type="dxa" w:w="2880"/>
+          </w:tcPr>
+          <w:p>
+            <w:r>
+              <w:t>+0.092</w:t>
+            </w:r>
+          </w:p>
+        </w:tc>
+      </w:tr>
+    </w:tbl>
+    <w:p/>
+    <w:p>
+      <w:r>
+        <w:rPr>
+          <w:b/>
+        </w:rPr>
+        <w:t>They are tied (margin −0.008, within noise)</w:t>
+      </w:r>
+      <w:r>
+        <w:t xml:space="preserve"> — and the AE's nonlinear gap matches pca's, so it *does*</w:t>
+      </w:r>
+    </w:p>
+    <w:p>
+      <w:r>
+        <w:t>capture the nonlinear structure; it just does not *select* better. The reason is the key insight of the</w:t>
+      </w:r>
+    </w:p>
+    <w:p>
+      <w:r>
+        <w:t>whole nonlinear investigation:</w:t>
+      </w:r>
+    </w:p>
+    <w:p>
+      <w:pPr>
+        <w:pStyle w:val="IntenseQuote"/>
+      </w:pPr>
+      <w:r>
+        <w:rPr>
+          <w:b/>
+        </w:rPr>
+        <w:t>Band SELECTION ≠ CLASSIFICATION.</w:t>
+      </w:r>
+      <w:r>
+        <w:t xml:space="preserve"> "AE beats PCA on nonlinear data" is true for *representation/</w:t>
+      </w:r>
+    </w:p>
+    <w:p>
+      <w:pPr>
+        <w:pStyle w:val="IntenseQuote"/>
+      </w:pPr>
+      <w:r>
+        <w:t>classification*, but selection is a different task. *Informative ⟹ has variance ⟹ PCA selects it.*</w:t>
+      </w:r>
+    </w:p>
+    <w:p>
+      <w:pPr>
+        <w:pStyle w:val="IntenseQuote"/>
+      </w:pPr>
+      <w:r>
+        <w:t xml:space="preserve">The discriminative bands carry concentration-driven variance, so </w:t>
+      </w:r>
+      <w:r>
+        <w:rPr>
+          <w:rFonts w:ascii="Consolas" w:hAnsi="Consolas"/>
+          <w:color w:val="B03060"/>
+          <w:sz w:val="19"/>
+        </w:rPr>
+        <w:t>pca_load</w:t>
+      </w:r>
+      <w:r>
+        <w:t xml:space="preserve"> picks them; the</w:t>
+      </w:r>
+    </w:p>
+    <w:p>
+      <w:pPr>
+        <w:pStyle w:val="IntenseQuote"/>
+      </w:pPr>
+      <w:r>
+        <w:t>nonlinearity (XOR, FRET ratio) is then resolved by the *downstream* nonlinear classifier, not the</w:t>
+      </w:r>
+    </w:p>
+    <w:p>
+      <w:pPr>
+        <w:pStyle w:val="IntenseQuote"/>
+      </w:pPr>
+      <w:r>
+        <w:t>selector. A nonlinear classification task does not imply a nonlinear selection task — so the AE's</w:t>
+      </w:r>
+    </w:p>
+    <w:p>
+      <w:pPr>
+        <w:pStyle w:val="IntenseQuote"/>
+      </w:pPr>
+      <w:r>
+        <w:t>manifold advantage buys nothing extra at selection.</w:t>
+      </w:r>
+    </w:p>
+    <w:p>
+      <w:r>
+        <w:t>The only regime where the AE *could* select better — informative bands that are *not* variance-prominent</w:t>
+      </w:r>
+    </w:p>
+    <w:p>
+      <w:r>
+        <w:t>— is also one where the AE's variance-driven perturbation fails (doc 15). So **no blind selector we can</w:t>
+      </w:r>
+    </w:p>
+    <w:p>
+      <w:r>
+        <w:t xml:space="preserve">build exploits nonlinearity to beat </w:t>
+      </w:r>
+      <w:r>
+        <w:rPr>
+          <w:rFonts w:ascii="Consolas" w:hAnsi="Consolas"/>
+          <w:color w:val="B03060"/>
+          <w:sz w:val="19"/>
+        </w:rPr>
+        <w:t>pca_load</w:t>
+      </w:r>
+      <w:r>
+        <w:t>**; doing so needs label information (a discriminability/</w:t>
+      </w:r>
+    </w:p>
+    <w:p>
+      <w:r>
+        <w:t>wrapper selector), which is a different method, not the blind AE.</w:t>
+      </w:r>
+    </w:p>
+    <w:p>
+      <w:pPr>
+        <w:pStyle w:val="Heading2"/>
+      </w:pPr>
+      <w:r>
+        <w:t>12.3 Remaining direction</w:t>
       </w:r>
     </w:p>
     <w:p>
@@ -4444,12 +4822,17 @@
         <w:t>Collagen</w:t>
       </w:r>
       <w:r>
-        <w:t xml:space="preserve"> cubes (data not present on this machine), where real photophysics may carry far more</w:t>
-      </w:r>
-    </w:p>
-    <w:p>
-      <w:r>
-        <w:t>nonlinear structure than a fair synthetic proxy.</w:t>
+        <w:t xml:space="preserve"> cubes (data not present on this machine), evaluated with the panel metric of doc 16.</w:t>
+      </w:r>
+    </w:p>
+    <w:p>
+      <w:r>
+        <w:t>Real photophysics may place informative structure where it is *not* variance-prominent — the one</w:t>
+      </w:r>
+    </w:p>
+    <w:p>
+      <w:r>
+        <w:t>setting where the synthetic conclusion (AE ≈ pca for selection) could change.</w:t>
       </w:r>
     </w:p>
     <w:p>

--- a/docs/spectraforge/FINAL-REPORT.docx
+++ b/docs/spectraforge/FINAL-REPORT.docx
@@ -15,7 +15,7 @@
         <w:pStyle w:val="Heading2"/>
       </w:pPr>
       <w:r>
-        <w:t>A complete research narrative: from a chance-level published model to a selector that matches and, on clean data, exceeds the best known blind methods</w:t>
+        <w:t>A complete research narrative: from a chance-level published model to a sound unsupervised selector that matches the best blind method across regimes and significantly exceeds it on nonlinear data</w:t>
       </w:r>
     </w:p>
     <w:p>
@@ -361,17 +361,69 @@
     </w:p>
     <w:p>
       <w:r>
-        <w:t>autoencoder + latent-perturbation idea goes from chance-level to **best-in-class on clean data and</w:t>
-      </w:r>
-    </w:p>
-    <w:p>
-      <w:r>
-        <w:t>near the information-theoretic ceiling on realistic data.** The remaining gate is validation on the</w:t>
-      </w:r>
-    </w:p>
-    <w:p>
-      <w:r>
-        <w:t>real Lichens / Collagen cubes.</w:t>
+        <w:t>autoencoder + latent-perturbation idea goes from chance-level to a **sound, competitive,</w:t>
+      </w:r>
+    </w:p>
+    <w:p>
+      <w:r>
+        <w:t>fully-unsupervised band selector.** A later comprehensive, significance-tested metric battery (§13 /</w:t>
+      </w:r>
+    </w:p>
+    <w:p>
+      <w:r>
+        <w:t>doc 18 — 4 regimes × 6 seeds × 5 metric families) sharpens this: **the AE ties the best blind baseline</w:t>
+      </w:r>
+    </w:p>
+    <w:p>
+      <w:r>
+        <w:t>(</w:t>
+      </w:r>
+      <w:r>
+        <w:rPr>
+          <w:rFonts w:ascii="Consolas" w:hAnsi="Consolas"/>
+          <w:color w:val="B03060"/>
+          <w:sz w:val="19"/>
+        </w:rPr>
+        <w:t>pca_load</w:t>
+      </w:r>
+      <w:r>
+        <w:t>) on realistic and FRET data, *significantly exceeds it on the nonlinear reabsorption</w:t>
+      </w:r>
+    </w:p>
+    <w:p>
+      <w:r>
+        <w:t xml:space="preserve">regime*, and captures nonlinear structure linear selection cannot — while </w:t>
+      </w:r>
+      <w:r>
+        <w:rPr>
+          <w:rFonts w:ascii="Consolas" w:hAnsi="Consolas"/>
+          <w:color w:val="B03060"/>
+          <w:sz w:val="19"/>
+        </w:rPr>
+        <w:t>pca_load</w:t>
+      </w:r>
+      <w:r>
+        <w:t xml:space="preserve"> remains the</w:t>
+      </w:r>
+    </w:p>
+    <w:p>
+      <w:r>
+        <w:t>strongest blind method on clean/linear data and for raw ground-truth fidelity.** *(This revises the</w:t>
+      </w:r>
+    </w:p>
+    <w:p>
+      <w:r>
+        <w:t>narrower "AE exceeds pca on clean" headline below, which holds only for the noisier sweep-common clean</w:t>
+      </w:r>
+    </w:p>
+    <w:p>
+      <w:r>
+        <w:t>regime + the masked-MLP recipe; the AE's clean advantage is noise-dependent, not universal — see</w:t>
+      </w:r>
+    </w:p>
+    <w:p>
+      <w:r>
+        <w:t>§13.)* The remaining gate is validation on the real Lichens / Collagen cubes.</w:t>
       </w:r>
     </w:p>
     <w:p>
@@ -4848,7 +4900,789 @@
         <w:pStyle w:val="Heading1"/>
       </w:pPr>
       <w:r>
-        <w:t>13. References</w:t>
+        <w:t>13. The comprehensive metric battery (doc 18)</w:t>
+      </w:r>
+    </w:p>
+    <w:p>
+      <w:r>
+        <w:t>To make the verdict *diamond-solid* rather than reliant on one number, we ran a full evidence battery</w:t>
+      </w:r>
+    </w:p>
+    <w:p>
+      <w:r>
+        <w:t>(</w:t>
+      </w:r>
+      <w:r>
+        <w:rPr>
+          <w:rFonts w:ascii="Consolas" w:hAnsi="Consolas"/>
+          <w:color w:val="B03060"/>
+          <w:sz w:val="19"/>
+        </w:rPr>
+        <w:t>reports/metric_suite.py</w:t>
+      </w:r>
+      <w:r>
+        <w:t xml:space="preserve">): </w:t>
+      </w:r>
+      <w:r>
+        <w:rPr>
+          <w:b/>
+        </w:rPr>
+        <w:t>5 metric families × 8 selectors × 4 regimes × 6 seeds</w:t>
+      </w:r>
+      <w:r>
+        <w:t>, with</w:t>
+      </w:r>
+    </w:p>
+    <w:p>
+      <w:r>
+        <w:t xml:space="preserve">significance testing. The metric families: (A) downstream </w:t>
+      </w:r>
+      <w:r>
+        <w:rPr>
+          <w:b/>
+        </w:rPr>
+        <w:t>information-retention</w:t>
+      </w:r>
+      <w:r>
+        <w:t xml:space="preserve"> (classifier panel</w:t>
+      </w:r>
+    </w:p>
+    <w:p>
+      <w:r>
+        <w:t xml:space="preserve">linear→nonlinear, CV: macro-F1, balanced-accuracy, MCC, Cohen's κ, plus the nonlinear-only </w:t>
+      </w:r>
+      <w:r>
+        <w:rPr>
+          <w:rFonts w:ascii="Consolas" w:hAnsi="Consolas"/>
+          <w:color w:val="B03060"/>
+          <w:sz w:val="19"/>
+        </w:rPr>
+        <w:t>gap</w:t>
+      </w:r>
+      <w:r>
+        <w:t>);</w:t>
+      </w:r>
+    </w:p>
+    <w:p>
+      <w:r>
+        <w:t xml:space="preserve">(B) </w:t>
+      </w:r>
+      <w:r>
+        <w:rPr>
+          <w:b/>
+        </w:rPr>
+        <w:t>classifier-independent information</w:t>
+      </w:r>
+      <w:r>
+        <w:t xml:space="preserve"> (relevance = Σ per-band MI, redundancy = mean |corr|, mRMR);</w:t>
+      </w:r>
+    </w:p>
+    <w:p>
+      <w:r>
+        <w:t xml:space="preserve">(C) </w:t>
+      </w:r>
+      <w:r>
+        <w:rPr>
+          <w:b/>
+        </w:rPr>
+        <w:t>ground-truth band fidelity</w:t>
+      </w:r>
+      <w:r>
+        <w:t xml:space="preserve"> (precision/recall/Jaccard vs the top-MI bands in a near-noise-free</w:t>
+      </w:r>
+    </w:p>
+    <w:p>
+      <w:r>
+        <w:t xml:space="preserve">render); (D) </w:t>
+      </w:r>
+      <w:r>
+        <w:rPr>
+          <w:b/>
+        </w:rPr>
+        <w:t>stability</w:t>
+      </w:r>
+      <w:r>
+        <w:t xml:space="preserve"> (mean pairwise Jaccard across seeds); (E) </w:t>
+      </w:r>
+      <w:r>
+        <w:rPr>
+          <w:b/>
+        </w:rPr>
+        <w:t>significance</w:t>
+      </w:r>
+      <w:r>
+        <w:t xml:space="preserve"> (bootstrap 95% CI,</w:t>
+      </w:r>
+    </w:p>
+    <w:p>
+      <w:r>
+        <w:t>Wilcoxon, Cohen's d). Selectors span blind (</w:t>
+      </w:r>
+      <w:r>
+        <w:rPr>
+          <w:rFonts w:ascii="Consolas" w:hAnsi="Consolas"/>
+          <w:color w:val="B03060"/>
+          <w:sz w:val="19"/>
+        </w:rPr>
+        <w:t>random</w:t>
+      </w:r>
+      <w:r>
+        <w:t xml:space="preserve">, </w:t>
+      </w:r>
+      <w:r>
+        <w:rPr>
+          <w:rFonts w:ascii="Consolas" w:hAnsi="Consolas"/>
+          <w:color w:val="B03060"/>
+          <w:sz w:val="19"/>
+        </w:rPr>
+        <w:t>variance</w:t>
+      </w:r>
+      <w:r>
+        <w:t xml:space="preserve">, </w:t>
+      </w:r>
+      <w:r>
+        <w:rPr>
+          <w:rFonts w:ascii="Consolas" w:hAnsi="Consolas"/>
+          <w:color w:val="B03060"/>
+          <w:sz w:val="19"/>
+        </w:rPr>
+        <w:t>pca_load</w:t>
+      </w:r>
+      <w:r>
+        <w:t xml:space="preserve">, </w:t>
+      </w:r>
+      <w:r>
+        <w:rPr>
+          <w:rFonts w:ascii="Consolas" w:hAnsi="Consolas"/>
+          <w:color w:val="B03060"/>
+          <w:sz w:val="19"/>
+        </w:rPr>
+        <w:t>laplacian</w:t>
+      </w:r>
+      <w:r>
+        <w:t xml:space="preserve">, </w:t>
+      </w:r>
+      <w:r>
+        <w:rPr>
+          <w:rFonts w:ascii="Consolas" w:hAnsi="Consolas"/>
+          <w:color w:val="B03060"/>
+          <w:sz w:val="19"/>
+        </w:rPr>
+        <w:t>AE-conv</w:t>
+      </w:r>
+      <w:r>
+        <w:t>,</w:t>
+      </w:r>
+    </w:p>
+    <w:p>
+      <w:r>
+        <w:rPr>
+          <w:rFonts w:ascii="Consolas" w:hAnsi="Consolas"/>
+          <w:color w:val="B03060"/>
+          <w:sz w:val="19"/>
+        </w:rPr>
+        <w:t>AE-mlp</w:t>
+      </w:r>
+      <w:r>
+        <w:t>), supervised references (</w:t>
+      </w:r>
+      <w:r>
+        <w:rPr>
+          <w:rFonts w:ascii="Consolas" w:hAnsi="Consolas"/>
+          <w:color w:val="B03060"/>
+          <w:sz w:val="19"/>
+        </w:rPr>
+        <w:t>mutual_info</w:t>
+      </w:r>
+      <w:r>
+        <w:t xml:space="preserve">, </w:t>
+      </w:r>
+      <w:r>
+        <w:rPr>
+          <w:rFonts w:ascii="Consolas" w:hAnsi="Consolas"/>
+          <w:color w:val="B03060"/>
+          <w:sz w:val="19"/>
+        </w:rPr>
+        <w:t>mRMR</w:t>
+      </w:r>
+      <w:r>
+        <w:t xml:space="preserve">), and the </w:t>
+      </w:r>
+      <w:r>
+        <w:rPr>
+          <w:rFonts w:ascii="Consolas" w:hAnsi="Consolas"/>
+          <w:color w:val="B03060"/>
+          <w:sz w:val="19"/>
+        </w:rPr>
+        <w:t>all-bands</w:t>
+      </w:r>
+      <w:r>
+        <w:t xml:space="preserve"> ceiling.</w:t>
+      </w:r>
+    </w:p>
+    <w:p>
+      <w:r>
+        <w:rPr>
+          <w:b/>
+        </w:rPr>
+        <w:t>Headline (AE best-of-family vs `pca_load`, best-NL macro-F1):</w:t>
+      </w:r>
+    </w:p>
+    <w:tbl>
+      <w:tblPr>
+        <w:tblStyle w:val="LightGrid-Accent1"/>
+        <w:tblW w:type="auto" w:w="0"/>
+        <w:tblLook w:firstColumn="1" w:firstRow="1" w:lastColumn="0" w:lastRow="0" w:noHBand="0" w:noVBand="1" w:val="04A0"/>
+      </w:tblPr>
+      <w:tblGrid>
+        <w:gridCol w:w="1234"/>
+        <w:gridCol w:w="1234"/>
+        <w:gridCol w:w="1234"/>
+        <w:gridCol w:w="1234"/>
+        <w:gridCol w:w="1234"/>
+        <w:gridCol w:w="1234"/>
+        <w:gridCol w:w="1234"/>
+      </w:tblGrid>
+      <w:tr>
+        <w:tc>
+          <w:tcPr>
+            <w:tcW w:type="dxa" w:w="1234"/>
+          </w:tcPr>
+          <w:p>
+            <w:r>
+              <w:rPr>
+                <w:b/>
+              </w:rPr>
+              <w:t>regime</w:t>
+            </w:r>
+          </w:p>
+        </w:tc>
+        <w:tc>
+          <w:tcPr>
+            <w:tcW w:type="dxa" w:w="1234"/>
+          </w:tcPr>
+          <w:p>
+            <w:r>
+              <w:rPr>
+                <w:b/>
+              </w:rPr>
+              <w:t>AE</w:t>
+            </w:r>
+          </w:p>
+        </w:tc>
+        <w:tc>
+          <w:tcPr>
+            <w:tcW w:type="dxa" w:w="1234"/>
+          </w:tcPr>
+          <w:p>
+            <w:r>
+              <w:rPr>
+                <w:b/>
+              </w:rPr>
+              <w:t>`pca_load`</w:t>
+            </w:r>
+          </w:p>
+        </w:tc>
+        <w:tc>
+          <w:tcPr>
+            <w:tcW w:type="dxa" w:w="1234"/>
+          </w:tcPr>
+          <w:p>
+            <w:r>
+              <w:rPr>
+                <w:b/>
+              </w:rPr>
+              <w:t>margin</w:t>
+            </w:r>
+          </w:p>
+        </w:tc>
+        <w:tc>
+          <w:tcPr>
+            <w:tcW w:type="dxa" w:w="1234"/>
+          </w:tcPr>
+          <w:p>
+            <w:r>
+              <w:rPr>
+                <w:b/>
+              </w:rPr>
+              <w:t>95% CI</w:t>
+            </w:r>
+          </w:p>
+        </w:tc>
+        <w:tc>
+          <w:tcPr>
+            <w:tcW w:type="dxa" w:w="1234"/>
+          </w:tcPr>
+          <w:p>
+            <w:r>
+              <w:rPr>
+                <w:b/>
+              </w:rPr>
+              <w:t>Cohen d</w:t>
+            </w:r>
+          </w:p>
+        </w:tc>
+        <w:tc>
+          <w:tcPr>
+            <w:tcW w:type="dxa" w:w="1234"/>
+          </w:tcPr>
+          <w:p>
+            <w:r>
+              <w:rPr>
+                <w:b/>
+              </w:rPr>
+              <w:t>verdict</w:t>
+            </w:r>
+          </w:p>
+        </w:tc>
+      </w:tr>
+      <w:tr>
+        <w:tc>
+          <w:tcPr>
+            <w:tcW w:type="dxa" w:w="1234"/>
+          </w:tcPr>
+          <w:p>
+            <w:r>
+              <w:t>clean</w:t>
+            </w:r>
+          </w:p>
+        </w:tc>
+        <w:tc>
+          <w:tcPr>
+            <w:tcW w:type="dxa" w:w="1234"/>
+          </w:tcPr>
+          <w:p>
+            <w:r>
+              <w:t>0.590</w:t>
+            </w:r>
+          </w:p>
+        </w:tc>
+        <w:tc>
+          <w:tcPr>
+            <w:tcW w:type="dxa" w:w="1234"/>
+          </w:tcPr>
+          <w:p>
+            <w:r>
+              <w:rPr>
+                <w:b/>
+              </w:rPr>
+              <w:t>0.635</w:t>
+            </w:r>
+          </w:p>
+        </w:tc>
+        <w:tc>
+          <w:tcPr>
+            <w:tcW w:type="dxa" w:w="1234"/>
+          </w:tcPr>
+          <w:p>
+            <w:r>
+              <w:t>−0.046</w:t>
+            </w:r>
+          </w:p>
+        </w:tc>
+        <w:tc>
+          <w:tcPr>
+            <w:tcW w:type="dxa" w:w="1234"/>
+          </w:tcPr>
+          <w:p>
+            <w:r>
+              <w:t>[−0.079, −0.019]</w:t>
+            </w:r>
+          </w:p>
+        </w:tc>
+        <w:tc>
+          <w:tcPr>
+            <w:tcW w:type="dxa" w:w="1234"/>
+          </w:tcPr>
+          <w:p>
+            <w:r>
+              <w:t>−1.20</w:t>
+            </w:r>
+          </w:p>
+        </w:tc>
+        <w:tc>
+          <w:tcPr>
+            <w:tcW w:type="dxa" w:w="1234"/>
+          </w:tcPr>
+          <w:p>
+            <w:r>
+              <w:rPr>
+                <w:b/>
+              </w:rPr>
+              <w:t>pca wins (significant)</w:t>
+            </w:r>
+          </w:p>
+        </w:tc>
+      </w:tr>
+      <w:tr>
+        <w:tc>
+          <w:tcPr>
+            <w:tcW w:type="dxa" w:w="1234"/>
+          </w:tcPr>
+          <w:p>
+            <w:r>
+              <w:t>realistic</w:t>
+            </w:r>
+          </w:p>
+        </w:tc>
+        <w:tc>
+          <w:tcPr>
+            <w:tcW w:type="dxa" w:w="1234"/>
+          </w:tcPr>
+          <w:p>
+            <w:r>
+              <w:t>0.527</w:t>
+            </w:r>
+          </w:p>
+        </w:tc>
+        <w:tc>
+          <w:tcPr>
+            <w:tcW w:type="dxa" w:w="1234"/>
+          </w:tcPr>
+          <w:p>
+            <w:r>
+              <w:t>0.531</w:t>
+            </w:r>
+          </w:p>
+        </w:tc>
+        <w:tc>
+          <w:tcPr>
+            <w:tcW w:type="dxa" w:w="1234"/>
+          </w:tcPr>
+          <w:p>
+            <w:r>
+              <w:t>−0.004</w:t>
+            </w:r>
+          </w:p>
+        </w:tc>
+        <w:tc>
+          <w:tcPr>
+            <w:tcW w:type="dxa" w:w="1234"/>
+          </w:tcPr>
+          <w:p>
+            <w:r>
+              <w:t>[−0.018, +0.008]</w:t>
+            </w:r>
+          </w:p>
+        </w:tc>
+        <w:tc>
+          <w:tcPr>
+            <w:tcW w:type="dxa" w:w="1234"/>
+          </w:tcPr>
+          <w:p>
+            <w:r>
+              <w:t>−0.27</w:t>
+            </w:r>
+          </w:p>
+        </w:tc>
+        <w:tc>
+          <w:tcPr>
+            <w:tcW w:type="dxa" w:w="1234"/>
+          </w:tcPr>
+          <w:p>
+            <w:r>
+              <w:t>tie</w:t>
+            </w:r>
+          </w:p>
+        </w:tc>
+      </w:tr>
+      <w:tr>
+        <w:tc>
+          <w:tcPr>
+            <w:tcW w:type="dxa" w:w="1234"/>
+          </w:tcPr>
+          <w:p>
+            <w:r>
+              <w:t>reabsorb</w:t>
+            </w:r>
+          </w:p>
+        </w:tc>
+        <w:tc>
+          <w:tcPr>
+            <w:tcW w:type="dxa" w:w="1234"/>
+          </w:tcPr>
+          <w:p>
+            <w:r>
+              <w:rPr>
+                <w:b/>
+              </w:rPr>
+              <w:t>0.449</w:t>
+            </w:r>
+          </w:p>
+        </w:tc>
+        <w:tc>
+          <w:tcPr>
+            <w:tcW w:type="dxa" w:w="1234"/>
+          </w:tcPr>
+          <w:p>
+            <w:r>
+              <w:t>0.431</w:t>
+            </w:r>
+          </w:p>
+        </w:tc>
+        <w:tc>
+          <w:tcPr>
+            <w:tcW w:type="dxa" w:w="1234"/>
+          </w:tcPr>
+          <w:p>
+            <w:r>
+              <w:t>+0.018</w:t>
+            </w:r>
+          </w:p>
+        </w:tc>
+        <w:tc>
+          <w:tcPr>
+            <w:tcW w:type="dxa" w:w="1234"/>
+          </w:tcPr>
+          <w:p>
+            <w:r>
+              <w:t>[+0.001, +0.029]</w:t>
+            </w:r>
+          </w:p>
+        </w:tc>
+        <w:tc>
+          <w:tcPr>
+            <w:tcW w:type="dxa" w:w="1234"/>
+          </w:tcPr>
+          <w:p>
+            <w:r>
+              <w:t>+0.94</w:t>
+            </w:r>
+          </w:p>
+        </w:tc>
+        <w:tc>
+          <w:tcPr>
+            <w:tcW w:type="dxa" w:w="1234"/>
+          </w:tcPr>
+          <w:p>
+            <w:r>
+              <w:rPr>
+                <w:b/>
+              </w:rPr>
+              <w:t>AE wins (CI excludes 0)</w:t>
+            </w:r>
+          </w:p>
+        </w:tc>
+      </w:tr>
+      <w:tr>
+        <w:tc>
+          <w:tcPr>
+            <w:tcW w:type="dxa" w:w="1234"/>
+          </w:tcPr>
+          <w:p>
+            <w:r>
+              <w:t>fret</w:t>
+            </w:r>
+          </w:p>
+        </w:tc>
+        <w:tc>
+          <w:tcPr>
+            <w:tcW w:type="dxa" w:w="1234"/>
+          </w:tcPr>
+          <w:p>
+            <w:r>
+              <w:t>0.635</w:t>
+            </w:r>
+          </w:p>
+        </w:tc>
+        <w:tc>
+          <w:tcPr>
+            <w:tcW w:type="dxa" w:w="1234"/>
+          </w:tcPr>
+          <w:p>
+            <w:r>
+              <w:t>0.642</w:t>
+            </w:r>
+          </w:p>
+        </w:tc>
+        <w:tc>
+          <w:tcPr>
+            <w:tcW w:type="dxa" w:w="1234"/>
+          </w:tcPr>
+          <w:p>
+            <w:r>
+              <w:t>−0.007</w:t>
+            </w:r>
+          </w:p>
+        </w:tc>
+        <w:tc>
+          <w:tcPr>
+            <w:tcW w:type="dxa" w:w="1234"/>
+          </w:tcPr>
+          <w:p>
+            <w:r>
+              <w:t>[−0.031, +0.014]</w:t>
+            </w:r>
+          </w:p>
+        </w:tc>
+        <w:tc>
+          <w:tcPr>
+            <w:tcW w:type="dxa" w:w="1234"/>
+          </w:tcPr>
+          <w:p>
+            <w:r>
+              <w:t>−0.23</w:t>
+            </w:r>
+          </w:p>
+        </w:tc>
+        <w:tc>
+          <w:tcPr>
+            <w:tcW w:type="dxa" w:w="1234"/>
+          </w:tcPr>
+          <w:p>
+            <w:r>
+              <w:t>tie</w:t>
+            </w:r>
+          </w:p>
+        </w:tc>
+      </w:tr>
+    </w:tbl>
+    <w:p/>
+    <w:p>
+      <w:r>
+        <w:rPr>
+          <w:b/>
+        </w:rPr>
+        <w:t>What the battery proves (honest):</w:t>
+      </w:r>
+      <w:r>
+        <w:t xml:space="preserve"> </w:t>
+      </w:r>
+      <w:r>
+        <w:rPr>
+          <w:rFonts w:ascii="Consolas" w:hAnsi="Consolas"/>
+          <w:color w:val="B03060"/>
+          <w:sz w:val="19"/>
+        </w:rPr>
+        <w:t>pca_load</w:t>
+      </w:r>
+      <w:r>
+        <w:t xml:space="preserve"> is the </w:t>
+      </w:r>
+      <w:r>
+        <w:rPr>
+          <w:b/>
+        </w:rPr>
+        <w:t>strongest blind selector overall</w:t>
+      </w:r>
+      <w:r>
+        <w:t xml:space="preserve"> — it wins</w:t>
+      </w:r>
+    </w:p>
+    <w:p>
+      <w:r>
+        <w:t>clean significantly, ties realistic and FRET, and has the **best ground-truth band precision in every</w:t>
+      </w:r>
+    </w:p>
+    <w:p>
+      <w:r>
+        <w:t>regime</w:t>
+      </w:r>
+      <w:r>
+        <w:rPr>
+          <w:b/>
+        </w:rPr>
+        <w:t xml:space="preserve">. The </w:t>
+      </w:r>
+      <w:r>
+        <w:t>AE+perturbation is competitive, not dominant**: it ties on realistic and FRET,</w:t>
+      </w:r>
+    </w:p>
+    <w:p>
+      <w:r>
+        <w:rPr>
+          <w:b/>
+        </w:rPr>
+        <w:t>significantly beats `pca_load` on the nonlinear reabsorption regime</w:t>
+      </w:r>
+      <w:r>
+        <w:t>, and captures nonlinear</w:t>
+      </w:r>
+    </w:p>
+    <w:p>
+      <w:r>
+        <w:t xml:space="preserve">structure (its </w:t>
+      </w:r>
+      <w:r>
+        <w:rPr>
+          <w:rFonts w:ascii="Consolas" w:hAnsi="Consolas"/>
+          <w:color w:val="B03060"/>
+          <w:sz w:val="19"/>
+        </w:rPr>
+        <w:t>gap</w:t>
+      </w:r>
+      <w:r>
+        <w:t xml:space="preserve"> tracks pca's and the oracle's). Both AE and pca are </w:t>
+      </w:r>
+      <w:r>
+        <w:rPr>
+          <w:b/>
+        </w:rPr>
+        <w:t>low-stability</w:t>
+      </w:r>
+      <w:r>
+        <w:t xml:space="preserve"> (Jaccard</w:t>
+      </w:r>
+    </w:p>
+    <w:p>
+      <w:r>
+        <w:t xml:space="preserve">≈ 0.1-0.2); supervised </w:t>
+      </w:r>
+      <w:r>
+        <w:rPr>
+          <w:rFonts w:ascii="Consolas" w:hAnsi="Consolas"/>
+          <w:color w:val="B03060"/>
+          <w:sz w:val="19"/>
+        </w:rPr>
+        <w:t>mutual_info</w:t>
+      </w:r>
+      <w:r>
+        <w:t>/</w:t>
+      </w:r>
+      <w:r>
+        <w:rPr>
+          <w:rFonts w:ascii="Consolas" w:hAnsi="Consolas"/>
+          <w:color w:val="B03060"/>
+          <w:sz w:val="19"/>
+        </w:rPr>
+        <w:t>mRMR</w:t>
+      </w:r>
+      <w:r>
+        <w:t xml:space="preserve"> are modest upper bounds the blind methods approach. This</w:t>
+      </w:r>
+    </w:p>
+    <w:p>
+      <w:r>
+        <w:t>multi-axis, significance-tested characterisation — not any single number — is the evidence. (Full table:</w:t>
+      </w:r>
+    </w:p>
+    <w:p>
+      <w:r>
+        <w:rPr>
+          <w:rFonts w:ascii="Consolas" w:hAnsi="Consolas"/>
+          <w:color w:val="B03060"/>
+          <w:sz w:val="19"/>
+        </w:rPr>
+        <w:t>reports/exp_records/metric_suite.csv</w:t>
+      </w:r>
+      <w:r>
+        <w:t>; metric catalogue + synthesis in doc 18.)</w:t>
+      </w:r>
+    </w:p>
+    <w:p>
+      <w:r>
+        <w:rPr>
+          <w:color w:val="CCCCCC"/>
+        </w:rPr>
+        <w:t>____________________________________________________________</w:t>
+      </w:r>
+    </w:p>
+    <w:p>
+      <w:pPr>
+        <w:pStyle w:val="Heading1"/>
+      </w:pPr>
+      <w:r>
+        <w:t>14. References</w:t>
       </w:r>
     </w:p>
     <w:p>

--- a/docs/spectraforge/FINAL-REPORT.docx
+++ b/docs/spectraforge/FINAL-REPORT.docx
@@ -424,6 +424,255 @@
     <w:p>
       <w:r>
         <w:t>§13.)* The remaining gate is validation on the real Lichens / Collagen cubes.</w:t>
+      </w:r>
+    </w:p>
+    <w:p>
+      <w:pPr>
+        <w:pStyle w:val="IntenseQuote"/>
+      </w:pPr>
+      <w:r>
+        <w:t xml:space="preserve">**⚠️ Overnight addendum (autonomous research rounds 1–2, see </w:t>
+      </w:r>
+      <w:r>
+        <w:rPr>
+          <w:rFonts w:ascii="Consolas" w:hAnsi="Consolas"/>
+          <w:color w:val="B03060"/>
+          <w:sz w:val="19"/>
+        </w:rPr>
+        <w:t>OVERNIGHT-LOG.md</w:t>
+      </w:r>
+      <w:r>
+        <w:t>) — an honest, decisive</w:t>
+      </w:r>
+    </w:p>
+    <w:p>
+      <w:pPr>
+        <w:pStyle w:val="IntenseQuote"/>
+      </w:pPr>
+      <w:r>
+        <w:t>revision.</w:t>
+      </w:r>
+      <w:r>
+        <w:rPr>
+          <w:b/>
+        </w:rPr>
+        <w:t xml:space="preserve"> A two-round autonomous study with significance testing and a </w:t>
+      </w:r>
+      <w:r>
+        <w:t>random baseline** (the</w:t>
+      </w:r>
+    </w:p>
+    <w:p>
+      <w:pPr>
+        <w:pStyle w:val="IntenseQuote"/>
+      </w:pPr>
+      <w:r>
+        <w:t>control this program had been missing) sharply revised the verdict:</w:t>
+      </w:r>
+    </w:p>
+    <w:p>
+      <w:pPr>
+        <w:pStyle w:val="IntenseQuote"/>
+      </w:pPr>
+      <w:r>
+        <w:t xml:space="preserve">1. </w:t>
+      </w:r>
+      <w:r>
+        <w:rPr>
+          <w:b/>
+        </w:rPr>
+        <w:t>Blind selection (AE *and* PCA) does not beat *random* band selection under realistic clutter</w:t>
+      </w:r>
+      <w:r>
+        <w:t xml:space="preserve"> —</w:t>
+      </w:r>
+    </w:p>
+    <w:p>
+      <w:pPr>
+        <w:pStyle w:val="IntenseQuote"/>
+      </w:pPr>
+      <w:r>
+        <w:t>it only beats random on clean/clutter-free data. The cause is the clutter (class-irrelevant</w:t>
+      </w:r>
+    </w:p>
+    <w:p>
+      <w:pPr>
+        <w:pStyle w:val="IntenseQuote"/>
+      </w:pPr>
+      <w:r>
+        <w:t>high-variance structure), not resolution (tested and confirmed).</w:t>
+      </w:r>
+    </w:p>
+    <w:p>
+      <w:pPr>
+        <w:pStyle w:val="IntenseQuote"/>
+      </w:pPr>
+      <w:r>
+        <w:t xml:space="preserve">2. </w:t>
+      </w:r>
+      <w:r>
+        <w:rPr>
+          <w:b/>
+        </w:rPr>
+        <w:t>Blind selection never beats full-data;</w:t>
+      </w:r>
+      <w:r>
+        <w:t xml:space="preserve"> supervised selection beats full only in a narrow corner</w:t>
+      </w:r>
+    </w:p>
+    <w:p>
+      <w:pPr>
+        <w:pStyle w:val="IntenseQuote"/>
+      </w:pPr>
+      <w:r>
+        <w:t xml:space="preserve">(clutter + ~10 labels/class). Band selection is a </w:t>
+      </w:r>
+      <w:r>
+        <w:rPr>
+          <w:b/>
+        </w:rPr>
+        <w:t>compression</w:t>
+      </w:r>
+      <w:r>
+        <w:t xml:space="preserve"> tool, not an accuracy tool.</w:t>
+      </w:r>
+    </w:p>
+    <w:p>
+      <w:pPr>
+        <w:pStyle w:val="IntenseQuote"/>
+      </w:pPr>
+      <w:r>
+        <w:t xml:space="preserve">3. </w:t>
+      </w:r>
+      <w:r>
+        <w:rPr>
+          <w:b/>
+        </w:rPr>
+        <w:t>The AE+perturbation is not distinctly best in any regime</w:t>
+      </w:r>
+      <w:r>
+        <w:t>, and its lone "nonlinear reabsorption</w:t>
+      </w:r>
+    </w:p>
+    <w:p>
+      <w:pPr>
+        <w:pStyle w:val="IntenseQuote"/>
+      </w:pPr>
+      <w:r>
+        <w:t xml:space="preserve">edge over PCA" (doc 18 / §13) </w:t>
+      </w:r>
+      <w:r>
+        <w:rPr>
+          <w:b/>
+        </w:rPr>
+        <w:t>did not reproduce at 3 seeds</w:t>
+      </w:r>
+      <w:r>
+        <w:t xml:space="preserve"> (AE *below* PCA).</w:t>
+      </w:r>
+    </w:p>
+    <w:p>
+      <w:pPr>
+        <w:pStyle w:val="IntenseQuote"/>
+      </w:pPr>
+      <w:r>
+        <w:t xml:space="preserve">4. </w:t>
+      </w:r>
+      <w:r>
+        <w:rPr>
+          <w:b/>
+        </w:rPr>
+        <w:t>Recommendation:</w:t>
+      </w:r>
+      <w:r>
+        <w:t xml:space="preserve"> use </w:t>
+      </w:r>
+      <w:r>
+        <w:rPr>
+          <w:b/>
+        </w:rPr>
+        <w:t>regime-matched *supervised* selection</w:t>
+      </w:r>
+      <w:r>
+        <w:t xml:space="preserve"> — marginal mutual-information for</w:t>
+      </w:r>
+    </w:p>
+    <w:p>
+      <w:pPr>
+        <w:pStyle w:val="IntenseQuote"/>
+      </w:pPr>
+      <w:r>
+        <w:t xml:space="preserve">clutter/linear confounds, </w:t>
+      </w:r>
+      <w:r>
+        <w:rPr>
+          <w:b/>
+        </w:rPr>
+        <w:t>RF-importance for nonlinear</w:t>
+      </w:r>
+      <w:r>
+        <w:t xml:space="preserve"> structure — and always benchmark against</w:t>
+      </w:r>
+    </w:p>
+    <w:p>
+      <w:pPr>
+        <w:pStyle w:val="IntenseQuote"/>
+      </w:pPr>
+      <w:r>
+        <w:rPr>
+          <w:b/>
+        </w:rPr>
+        <w:t>random</w:t>
+      </w:r>
+      <w:r>
+        <w:t xml:space="preserve"> and </w:t>
+      </w:r>
+      <w:r>
+        <w:rPr>
+          <w:b/>
+        </w:rPr>
+        <w:t>full-data</w:t>
+      </w:r>
+      <w:r>
+        <w:t>. The unsupervised AE idea, while sound, is dominated by simpler methods.</w:t>
+      </w:r>
+    </w:p>
+    <w:p>
+      <w:pPr>
+        <w:pStyle w:val="IntenseQuote"/>
+      </w:pPr>
+    </w:p>
+    <w:p>
+      <w:pPr>
+        <w:pStyle w:val="IntenseQuote"/>
+      </w:pPr>
+      <w:r>
+        <w:t>The narrative below documents how the method was debugged and made competitive; the overnight addendum</w:t>
+      </w:r>
+    </w:p>
+    <w:p>
+      <w:pPr>
+        <w:pStyle w:val="IntenseQuote"/>
+      </w:pPr>
+      <w:r>
+        <w:t xml:space="preserve">is the </w:t>
+      </w:r>
+      <w:r>
+        <w:rPr>
+          <w:b/>
+        </w:rPr>
+        <w:t>current, significance-tested bottom line</w:t>
+      </w:r>
+      <w:r>
+        <w:t xml:space="preserve"> and supersedes the more optimistic claims in §§10–13</w:t>
+      </w:r>
+    </w:p>
+    <w:p>
+      <w:pPr>
+        <w:pStyle w:val="IntenseQuote"/>
+      </w:pPr>
+      <w:r>
+        <w:t>where they conflict.</w:t>
       </w:r>
     </w:p>
     <w:p>

--- a/docs/spectraforge/FINAL-REPORT.docx
+++ b/docs/spectraforge/FINAL-REPORT.docx
@@ -582,19 +582,10 @@
         <w:rPr>
           <w:b/>
         </w:rPr>
-        <w:t>Recommendation:</w:t>
-      </w:r>
-      <w:r>
-        <w:t xml:space="preserve"> use </w:t>
-      </w:r>
-      <w:r>
-        <w:rPr>
-          <w:b/>
-        </w:rPr>
-        <w:t>regime-matched *supervised* selection</w:t>
-      </w:r>
-      <w:r>
-        <w:t xml:space="preserve"> — marginal mutual-information for</w:t>
+        <w:t>Even as a *denoiser* the AE adds nothing over PCA.</w:t>
+      </w:r>
+      <w:r>
+        <w:t xml:space="preserve"> Classifying on the AE reconstruction helps</w:t>
       </w:r>
     </w:p>
     <w:p>
@@ -602,16 +593,7 @@
         <w:pStyle w:val="IntenseQuote"/>
       </w:pPr>
       <w:r>
-        <w:t xml:space="preserve">clutter/linear confounds, </w:t>
-      </w:r>
-      <w:r>
-        <w:rPr>
-          <w:b/>
-        </w:rPr>
-        <w:t>RF-importance for nonlinear</w:t>
-      </w:r>
-      <w:r>
-        <w:t xml:space="preserve"> structure — and always benchmark against</w:t>
+        <w:t>+0.13 on *clean* data, but that is *linear* low-rank denoising — **PCA-reconstruction(8) does it as</w:t>
       </w:r>
     </w:p>
     <w:p>
@@ -619,9 +601,103 @@
         <w:pStyle w:val="IntenseQuote"/>
       </w:pPr>
       <w:r>
+        <w:t>well or better**; the AE's nonlinearity adds nothing, and it helps only on clean data.</w:t>
+      </w:r>
+    </w:p>
+    <w:p>
+      <w:pPr>
+        <w:pStyle w:val="IntenseQuote"/>
+      </w:pPr>
+      <w:r>
+        <w:t xml:space="preserve">5. </w:t>
+      </w:r>
+      <w:r>
         <w:rPr>
           <w:b/>
         </w:rPr>
+        <w:t>Recommendation:</w:t>
+      </w:r>
+      <w:r>
+        <w:t xml:space="preserve"> </w:t>
+      </w:r>
+      <w:r>
+        <w:rPr>
+          <w:b/>
+        </w:rPr>
+        <w:t>clean data →</w:t>
+      </w:r>
+      <w:r>
+        <w:t xml:space="preserve"> low-rank PCA denoising + blind selection (or just full data);</w:t>
+      </w:r>
+    </w:p>
+    <w:p>
+      <w:pPr>
+        <w:pStyle w:val="IntenseQuote"/>
+      </w:pPr>
+      <w:r>
+        <w:rPr>
+          <w:b/>
+        </w:rPr>
+        <w:t>cluttered/realistic data →</w:t>
+      </w:r>
+      <w:r>
+        <w:t xml:space="preserve"> regime-matched </w:t>
+      </w:r>
+      <w:r>
+        <w:rPr>
+          <w:b/>
+        </w:rPr>
+        <w:t>*supervised</w:t>
+      </w:r>
+      <w:r>
+        <w:t>* selection (marginal MI for clutter,</w:t>
+      </w:r>
+    </w:p>
+    <w:p>
+      <w:pPr>
+        <w:pStyle w:val="IntenseQuote"/>
+      </w:pPr>
+      <w:r>
+        <w:t xml:space="preserve">RF-importance for nonlinear) — the only thing that beats random. Selection is a </w:t>
+      </w:r>
+      <w:r>
+        <w:rPr>
+          <w:b/>
+        </w:rPr>
+        <w:t>compression</w:t>
+      </w:r>
+      <w:r>
+        <w:t xml:space="preserve"> tool,</w:t>
+      </w:r>
+    </w:p>
+    <w:p>
+      <w:pPr>
+        <w:pStyle w:val="IntenseQuote"/>
+      </w:pPr>
+      <w:r>
+        <w:t xml:space="preserve">not an accuracy tool, and is </w:t>
+      </w:r>
+      <w:r>
+        <w:rPr>
+          <w:b/>
+        </w:rPr>
+        <w:t>unstable</w:t>
+      </w:r>
+      <w:r>
+        <w:t xml:space="preserve"> under clutter (use regions/consensus). Always benchmark</w:t>
+      </w:r>
+    </w:p>
+    <w:p>
+      <w:pPr>
+        <w:pStyle w:val="IntenseQuote"/>
+      </w:pPr>
+      <w:r>
+        <w:t xml:space="preserve">against </w:t>
+      </w:r>
+      <w:r>
+        <w:rPr>
+          <w:b/>
+        </w:rPr>
         <w:t>random</w:t>
       </w:r>
       <w:r>
@@ -634,7 +710,21 @@
         <w:t>full-data</w:t>
       </w:r>
       <w:r>
-        <w:t>. The unsupervised AE idea, while sound, is dominated by simpler methods.</w:t>
+        <w:t>. The unsupervised AE+perturbation idea, while sound and fully</w:t>
+      </w:r>
+    </w:p>
+    <w:p>
+      <w:pPr>
+        <w:pStyle w:val="IntenseQuote"/>
+      </w:pPr>
+      <w:r>
+        <w:t xml:space="preserve">debugged, is </w:t>
+      </w:r>
+      <w:r>
+        <w:rPr>
+          <w:b/>
+        </w:rPr>
+        <w:t>dominated by simpler (PCA / supervised) methods in every role and regime tested.</w:t>
       </w:r>
     </w:p>
     <w:p>

--- a/docs/spectraforge/FINAL-REPORT.docx
+++ b/docs/spectraforge/FINAL-REPORT.docx
@@ -725,6 +725,125 @@
           <w:b/>
         </w:rPr>
         <w:t>dominated by simpler (PCA / supervised) methods in every role and regime tested.</w:t>
+      </w:r>
+    </w:p>
+    <w:p>
+      <w:pPr>
+        <w:pStyle w:val="IntenseQuote"/>
+      </w:pPr>
+      <w:r>
+        <w:t xml:space="preserve">6. </w:t>
+      </w:r>
+      <w:r>
+        <w:rPr>
+          <w:b/>
+        </w:rPr>
+        <w:t>Round 3 (mechanism-driven mitigation campaign, ~30 more experiments).</w:t>
+      </w:r>
+      <w:r>
+        <w:t xml:space="preserve"> Attacked every failure at</w:t>
+      </w:r>
+    </w:p>
+    <w:p>
+      <w:pPr>
+        <w:pStyle w:val="IntenseQuote"/>
+      </w:pPr>
+      <w:r>
+        <w:t>its cause (contrastive clutter-invariance, supervised AE, AE-denoising, sparse-signal, spatial). All</w:t>
+      </w:r>
+    </w:p>
+    <w:p>
+      <w:pPr>
+        <w:pStyle w:val="IntenseQuote"/>
+      </w:pPr>
+      <w:r>
+        <w:t>per-pixel mitigations hit the same wall: *selection ≠ classification*, and a discriminative band is</w:t>
+      </w:r>
+    </w:p>
+    <w:p>
+      <w:pPr>
+        <w:pStyle w:val="IntenseQuote"/>
+      </w:pPr>
+      <w:r>
+        <w:t>either bright (simple methods find it) or dim (unextractable) — so the AE's *selection* mechanism is</w:t>
+      </w:r>
+    </w:p>
+    <w:p>
+      <w:pPr>
+        <w:pStyle w:val="IntenseQuote"/>
+      </w:pPr>
+      <w:r>
+        <w:t xml:space="preserve">never both necessary and sufficient. </w:t>
+      </w:r>
+      <w:r>
+        <w:rPr>
+          <w:b/>
+        </w:rPr>
+        <w:t>The one genuine, structurally-necessary win:</w:t>
+      </w:r>
+      <w:r>
+        <w:t xml:space="preserve"> when class is</w:t>
+      </w:r>
+    </w:p>
+    <w:p>
+      <w:pPr>
+        <w:pStyle w:val="IntenseQuote"/>
+      </w:pPr>
+      <w:r>
+        <w:t xml:space="preserve">carried by </w:t>
+      </w:r>
+      <w:r>
+        <w:rPr>
+          <w:b/>
+        </w:rPr>
+        <w:t>spatial texture</w:t>
+      </w:r>
+      <w:r>
+        <w:t xml:space="preserve"> (identical per-pixel marginals), **per-pixel band selection is provably</w:t>
+      </w:r>
+    </w:p>
+    <w:p>
+      <w:pPr>
+        <w:pStyle w:val="IntenseQuote"/>
+      </w:pPr>
+      <w:r>
+        <w:t>blind</w:t>
+      </w:r>
+      <w:r>
+        <w:rPr>
+          <w:b/>
+        </w:rPr>
+        <w:t xml:space="preserve"> (the worst, below random, honest spatial-block CV) and only a </w:t>
+      </w:r>
+      <w:r>
+        <w:t>spatial/convolutional**</w:t>
+      </w:r>
+    </w:p>
+    <w:p>
+      <w:pPr>
+        <w:pStyle w:val="IntenseQuote"/>
+      </w:pPr>
+      <w:r>
+        <w:t>approach works — **vindicating the original spatial-CAE idea for *spatial* discrimination, not</w:t>
+      </w:r>
+    </w:p>
+    <w:p>
+      <w:pPr>
+        <w:pStyle w:val="IntenseQuote"/>
+      </w:pPr>
+      <w:r>
+        <w:t xml:space="preserve">per-pixel spectral band selection.** Detail in </w:t>
+      </w:r>
+      <w:r>
+        <w:rPr>
+          <w:rFonts w:ascii="Consolas" w:hAnsi="Consolas"/>
+          <w:color w:val="B03060"/>
+          <w:sz w:val="19"/>
+        </w:rPr>
+        <w:t>OVERNIGHT-LOG.md</w:t>
+      </w:r>
+      <w:r>
+        <w:t xml:space="preserve"> (Round-3 conclusion).</w:t>
       </w:r>
     </w:p>
     <w:p>
